--- a/build/SeparatingStateLoss.docx
+++ b/build/SeparatingStateLoss.docx
@@ -19743,7 +19743,7 @@
           <w:rPr>
             <w:rStyle w:val="Hyperlink"/>
           </w:rPr>
-          <w:t xml:space="preserve">https://github.com/MohitPratapSinghRathore/content-rot</w:t>
+          <w:t xml:space="preserve">https://github.com/MohitPratapSinghRathore/derived-total</w:t>
         </w:r>
       </w:hyperlink>
       <w:r>
